--- a/testakten/insolvenzrecht-forderungspruefung-mietkaution-berlin/04_unterkunde_deposit_rueckforderung_2026-06-25.docx
+++ b/testakten/insolvenzrecht-forderungspruefung-mietkaution-berlin/04_unterkunde_deposit_rueckforderung_2026-06-25.docx
@@ -49,11 +49,50 @@
         <w:t>Im Vertrag steht lediglich Sicherheitsleistung; ein Treuhandkonto ist nicht genannt.</w:t>
       </w:r>
     </w:p>
+    <w:p>
+      <w:pPr>
+        <w:pStyle w:val="Heading1"/>
+      </w:pPr>
+      <w:r>
+        <w:t>Vertrags- und Zahlungsbezug</w:t>
+      </w:r>
+    </w:p>
+    <w:p>
+      <w:pPr>
+        <w:pStyle w:val="Heading2"/>
+      </w:pPr>
+      <w:r>
+        <w:t>Unterkundin</w:t>
+      </w:r>
+    </w:p>
+    <w:p>
+      <w:r>
+        <w:t>Deposit Coworking Spreebogen UG, Alt-Moabit 82, 10555 Berlin, verlangt 8400,00 EUR zurück. Grundlage ist der Nutzungsvertrag FLEX-2025-119 vom 3. September 2025 für sechs Arbeitsplätze und einen Besprechungsraum im ersten Obergeschoss.</w:t>
+      </w:r>
+    </w:p>
+    <w:p>
+      <w:r>
+        <w:t>Die Zahlung erfolgte am 5. September 2025 auf das allgemeine Geschäftskonto der Flexhof Berlin GmbH mit Verwendungszweck „Sicherheit FLEX-2025-119“. Der Vertrag verwendet den Begriff Sicherheitsleistung, nennt aber weder Treuhandkonto noch konkrete Bankverbindung. Kontoauszug, Vertrag und Kündigungsbestätigung sind beigefügt.</w:t>
+      </w:r>
+    </w:p>
+    <w:p>
+      <w:pPr>
+        <w:pStyle w:val="Heading2"/>
+      </w:pPr>
+      <w:r>
+        <w:t>Korrespondenz</w:t>
+      </w:r>
+    </w:p>
+    <w:p>
+      <w:r>
+        <w:t>Geschäftsführerin Maren Ullrich meldete die Forderung am 25. Juni 2026 per E-Mail bei der Verwalterin an und bat um Bestätigung bis 4. Juli. Sie weist darauf hin, dass zwei Monatsentgelte für April und Mai offen seien; die Flexhof-Buchhaltung führt demgegenüber eine Gutschrift wegen Ausfall der Klimaanlage.</w:t>
+      </w:r>
+    </w:p>
     <w:sectPr>
       <w:headerReference w:type="default" r:id="rId9"/>
       <w:footerReference w:type="default" r:id="rId10"/>
-      <w:pgSz w:w="12240" w:h="15840"/>
-      <w:pgMar w:top="1191" w:right="1247" w:bottom="1134" w:left="1361" w:header="720" w:footer="720" w:gutter="0"/>
+      <w:pgSz w:w="11906" w:h="16838"/>
+      <w:pgMar w:top="1247" w:right="1134" w:bottom="1020" w:left="1191" w:header="720" w:footer="720" w:gutter="0"/>
       <w:cols w:space="720"/>
       <w:docGrid w:linePitch="360"/>
     </w:sectPr>
